--- a/docs/Self_Appraisal.docx
+++ b/docs/Self_Appraisal.docx
@@ -468,7 +468,7 @@
     </w:p>
     <w:p>
       <w:r>
-        <w:t>GitHub repository URL: ____________________  (publication pending)</w:t>
+        <w:t>GitHub repository URL: https://github.com/kxy-creator/PE6201-End-of-project  (publication complete)</w:t>
       </w:r>
     </w:p>
     <w:sectPr>
